--- a/docs/BAB 1 - TANGSEL LIA.docx
+++ b/docs/BAB 1 - TANGSEL LIA.docx
@@ -2133,7 +2133,7 @@
           <w:i/>
           <w:sz w:val="24"/>
         </w:rPr>
-        <w:t>4. Sistem Informasi Pencarian Lowongan Kerja di Area Ciayumajukinung Berbasis Website</w:t>
+        <w:t>4. Sistem Informasi Pencarian Lowongan Kerja di Area Ciayumajakuning Berbasis Website</w:t>
       </w:r>
     </w:p>
     <w:tbl>
@@ -2376,7 +2376,7 @@
                 <w:i w:val="0"/>
                 <w:sz w:val="22"/>
               </w:rPr>
-              <w:t>Penelitian membangun sistem informasi pencarian lowongan kerja berbasis website untuk Area Ciayumajukinung. Hasilnya menunjukkan bahwa penghimpunan lowongan dari job board nasional ke dalam satu portal memerlukan penyaringan berdasarkan wilayah secara eksplisit, karena tawaran dari luar area tetap muncul pada hasil pencarian dan harus disaring secara manual.</w:t>
+              <w:t>Penelitian membangun sistem informasi pencarian lowongan kerja berbasis website untuk Area Ciayumajakuning. Hasilnya menunjukkan bahwa penghimpunan lowongan dari job board nasional ke dalam satu portal memerlukan penyaringan berdasarkan wilayah secara eksplisit, karena tawaran dari luar area tetap muncul pada hasil pencarian dan harus disaring secara manual.</w:t>
             </w:r>
           </w:p>
         </w:tc>
@@ -3722,7 +3722,7 @@
           <w:i w:val="0"/>
           <w:sz w:val="24"/>
         </w:rPr>
-        <w:t xml:space="preserve">D. Novianti, F. Wicaksono, and M. R. Soemarsono, “Sistem Informasi Pencarian Lowongan Kerja di Area Ciayumajukinung Berbasis Website,” </w:t>
+        <w:t xml:space="preserve">D. Novianti, F. Wicaksono, and M. R. Soemarsono, “Sistem Informasi Pencarian Lowongan Kerja di Area Ciayumajakuning Berbasis Website,” </w:t>
       </w:r>
       <w:r>
         <w:rPr>
